--- a/Tailored_CVs/Shinoy_Alignerr_Senior_Software_Engineer_AI_Infrastructure.docx
+++ b/Tailored_CVs/Shinoy_Alignerr_Senior_Software_Engineer_AI_Infrastructure.docx
@@ -70,7 +70,7 @@
           <w:b w:val="0"/>
           <w:sz w:val="19"/>
         </w:rPr>
-        <w:t>I am a QA Automation Engineer with over eight years of experience building scalable test frameworks and CI/CD pipelines. My background includes writing clean code in Java and TypeScript, along with supporting backend and infrastructure workflows using AWS and Terraform. I also use tools like Gemini Code Assist to streamline test generation and deployment scripts.</w:t>
+        <w:t>I am a QA automation engineer with over 8 years of experience building scalable automation frameworks and CI/CD pipelines using Java, Python, TypeScript, and AWS. I currently live in Amstelveen with a valid EU residence permit and full work authorization. In my recent work, I have streamlined test generation and deployment scripts using Gemini Code Assist.</w:t>
       </w:r>
     </w:p>
     <w:p>
@@ -288,7 +288,7 @@
           <w:b w:val="0"/>
           <w:sz w:val="18"/>
         </w:rPr>
-        <w:t>▸ Built and maintained scalable automation frameworks utilizing TypeScript and Java to support microservices architecture.</w:t>
+        <w:t>▸ Migrated automation frameworks from SeleniumJava to Playwright TypeScript for microservices workflows, increasing execution efficiency by 20%.</w:t>
       </w:r>
     </w:p>
     <w:p>
@@ -301,7 +301,7 @@
           <w:b w:val="0"/>
           <w:sz w:val="18"/>
         </w:rPr>
-        <w:t>▸ Provisioned underlying test environments and managed deployment pipelines using Terraform, AWS, and Jenkins.</w:t>
+        <w:t>▸ Built and maintained automated CI/CD pipelines and provisioned test environments using Terraform, AWS, and Jenkins.</w:t>
       </w:r>
     </w:p>
     <w:p>
@@ -314,7 +314,7 @@
           <w:b w:val="0"/>
           <w:sz w:val="18"/>
         </w:rPr>
-        <w:t>▸ Wrote clean backend code queries and automated tests to ensure strict data integrity across complex financial workflows.</w:t>
+        <w:t>▸ Wrote complex queries and validated datasets across backend databases to ensure data integrity.</w:t>
       </w:r>
     </w:p>
     <w:p>
@@ -327,7 +327,7 @@
           <w:b w:val="0"/>
           <w:sz w:val="18"/>
         </w:rPr>
-        <w:t>▸ Streamlined test generation and deployment scripts utilizing AI tools like Gemini Code Assist to improve release efficiency.</w:t>
+        <w:t>▸ Streamlined test generation and deployment scripts using AI tools such as Gemini Code Assist.</w:t>
       </w:r>
     </w:p>
     <w:p>
